--- a/backend-exhibits/NFS to Google MyDrive Advanced Plan - Advanced Not Include.docx
+++ b/backend-exhibits/NFS to Google MyDrive Advanced Plan - Advanced Not Include.docx
@@ -49,7 +49,7 @@
             </w:pPr>
             <w:r>
               <w:rPr>
-                <w:rFonts w:ascii="Arial" w:eastAsia="Arial" w:hAnsi="Arial" w:cs="Arial"/>
+                <w:rFonts w:ascii="Arial" w:hAnsi="Arial" w:cs="Arial" w:eastAsia="Arial"/>
                 <w:b/>
                 <w:sz w:val="21"/>
               </w:rPr>
@@ -79,7 +79,7 @@
             </w:pPr>
             <w:r>
               <w:rPr>
-                <w:rFonts w:ascii="Arial" w:eastAsia="Arial" w:hAnsi="Arial" w:cs="Arial"/>
+                <w:rFonts w:ascii="Arial" w:hAnsi="Arial" w:cs="Arial" w:eastAsia="Arial"/>
                 <w:b/>
                 <w:sz w:val="21"/>
               </w:rPr>
@@ -103,7 +103,7 @@
             </w:pPr>
             <w:r>
               <w:rPr>
-                <w:rFonts w:ascii="Arial" w:eastAsia="Arial" w:hAnsi="Arial" w:cs="Arial"/>
+                <w:rFonts w:ascii="Arial" w:hAnsi="Arial" w:cs="Arial" w:eastAsia="Arial"/>
                 <w:sz w:val="21"/>
               </w:rPr>
               <w:t>Migration of all file versions from source to destination.</w:t>
@@ -133,9 +133,9 @@
             </w:pPr>
             <w:r>
               <w:rPr>
-                <w:rFonts w:ascii="Arial" w:eastAsia="Arial" w:hAnsi="Arial" w:cs="Arial"/>
+                <w:rFonts w:ascii="Arial" w:hAnsi="Arial" w:cs="Arial" w:eastAsia="Arial"/>
                 <w:b/>
-                <w:sz w:val="19"/>
+                <w:sz w:val="21"/>
               </w:rPr>
               <w:t>Root File Permissions</w:t>
             </w:r>
@@ -158,7 +158,7 @@
             <w:proofErr w:type="spellStart"/>
             <w:r>
               <w:rPr>
-                <w:rFonts w:ascii="Arial" w:eastAsia="Arial" w:hAnsi="Arial" w:cs="Arial"/>
+                <w:rFonts w:ascii="Arial" w:hAnsi="Arial" w:cs="Arial" w:eastAsia="Arial"/>
                 <w:sz w:val="21"/>
               </w:rPr>
               <w:t>CloudFuze</w:t>
@@ -166,7 +166,7 @@
             <w:proofErr w:type="spellEnd"/>
             <w:r>
               <w:rPr>
-                <w:rFonts w:ascii="Arial" w:eastAsia="Arial" w:hAnsi="Arial" w:cs="Arial"/>
+                <w:rFonts w:ascii="Arial" w:hAnsi="Arial" w:cs="Arial" w:eastAsia="Arial"/>
                 <w:sz w:val="21"/>
               </w:rPr>
               <w:t xml:space="preserve"> preserves all root folder permissions along with access levels.</w:t>
@@ -195,7 +195,7 @@
             </w:pPr>
             <w:r>
               <w:rPr>
-                <w:rFonts w:ascii="Arial" w:eastAsia="Arial" w:hAnsi="Arial" w:cs="Arial"/>
+                <w:rFonts w:ascii="Arial" w:hAnsi="Arial" w:cs="Arial" w:eastAsia="Arial"/>
                 <w:b/>
                 <w:sz w:val="21"/>
               </w:rPr>
@@ -220,7 +220,7 @@
             <w:proofErr w:type="spellStart"/>
             <w:r>
               <w:rPr>
-                <w:rFonts w:ascii="Arial" w:eastAsia="Arial" w:hAnsi="Arial" w:cs="Arial"/>
+                <w:rFonts w:ascii="Arial" w:hAnsi="Arial" w:cs="Arial" w:eastAsia="Arial"/>
                 <w:sz w:val="21"/>
               </w:rPr>
               <w:t>CloudFuze</w:t>
@@ -228,7 +228,7 @@
             <w:proofErr w:type="spellEnd"/>
             <w:r>
               <w:rPr>
-                <w:rFonts w:ascii="Arial" w:eastAsia="Arial" w:hAnsi="Arial" w:cs="Arial"/>
+                <w:rFonts w:ascii="Arial" w:hAnsi="Arial" w:cs="Arial" w:eastAsia="Arial"/>
                 <w:sz w:val="21"/>
               </w:rPr>
               <w:t xml:space="preserve"> preserves all inner file permissions along with access levels.</w:t>
@@ -257,7 +257,7 @@
             </w:pPr>
             <w:r>
               <w:rPr>
-                <w:rFonts w:ascii="Arial" w:eastAsia="Arial" w:hAnsi="Arial" w:cs="Arial"/>
+                <w:rFonts w:ascii="Arial" w:hAnsi="Arial" w:cs="Arial" w:eastAsia="Arial"/>
                 <w:b/>
                 <w:sz w:val="21"/>
               </w:rPr>
@@ -282,7 +282,7 @@
             <w:proofErr w:type="spellStart"/>
             <w:r>
               <w:rPr>
-                <w:rFonts w:ascii="Arial" w:eastAsia="Arial" w:hAnsi="Arial" w:cs="Arial"/>
+                <w:rFonts w:ascii="Arial" w:hAnsi="Arial" w:cs="Arial" w:eastAsia="Arial"/>
                 <w:sz w:val="21"/>
               </w:rPr>
               <w:t>CloudFuze</w:t>
@@ -290,7 +290,7 @@
             <w:proofErr w:type="spellEnd"/>
             <w:r>
               <w:rPr>
-                <w:rFonts w:ascii="Arial" w:eastAsia="Arial" w:hAnsi="Arial" w:cs="Arial"/>
+                <w:rFonts w:ascii="Arial" w:hAnsi="Arial" w:cs="Arial" w:eastAsia="Arial"/>
                 <w:sz w:val="21"/>
               </w:rPr>
               <w:t xml:space="preserve"> can migrate external </w:t>
@@ -298,7 +298,7 @@
             <w:proofErr w:type="gramStart"/>
             <w:r>
               <w:rPr>
-                <w:rFonts w:ascii="Arial" w:eastAsia="Arial" w:hAnsi="Arial" w:cs="Arial"/>
+                <w:rFonts w:ascii="Arial" w:hAnsi="Arial" w:cs="Arial" w:eastAsia="Arial"/>
                 <w:sz w:val="21"/>
               </w:rPr>
               <w:t>permissions(</w:t>
@@ -306,7 +306,7 @@
             <w:proofErr w:type="gramEnd"/>
             <w:r>
               <w:rPr>
-                <w:rFonts w:ascii="Arial" w:eastAsia="Arial" w:hAnsi="Arial" w:cs="Arial"/>
+                <w:rFonts w:ascii="Arial" w:hAnsi="Arial" w:cs="Arial" w:eastAsia="Arial"/>
                 <w:sz w:val="21"/>
               </w:rPr>
               <w:t>Files/Folders shared with people of outside organizations) of files/folders to the destination along with access levels.</w:t>
@@ -335,7 +335,7 @@
             </w:pPr>
             <w:r>
               <w:rPr>
-                <w:rFonts w:ascii="Arial" w:eastAsia="Arial" w:hAnsi="Arial" w:cs="Arial"/>
+                <w:rFonts w:ascii="Arial" w:hAnsi="Arial" w:cs="Arial" w:eastAsia="Arial"/>
                 <w:b/>
                 <w:sz w:val="21"/>
               </w:rPr>
@@ -360,7 +360,7 @@
             <w:proofErr w:type="spellStart"/>
             <w:r>
               <w:rPr>
-                <w:rFonts w:ascii="Arial" w:eastAsia="Arial" w:hAnsi="Arial" w:cs="Arial"/>
+                <w:rFonts w:ascii="Arial" w:hAnsi="Arial" w:cs="Arial" w:eastAsia="Arial"/>
                 <w:sz w:val="21"/>
               </w:rPr>
               <w:t>CloudFuze</w:t>
@@ -368,7 +368,7 @@
             <w:proofErr w:type="spellEnd"/>
             <w:r>
               <w:rPr>
-                <w:rFonts w:ascii="Arial" w:eastAsia="Arial" w:hAnsi="Arial" w:cs="Arial"/>
+                <w:rFonts w:ascii="Arial" w:hAnsi="Arial" w:cs="Arial" w:eastAsia="Arial"/>
                 <w:sz w:val="21"/>
               </w:rPr>
               <w:t xml:space="preserve"> migrates all shared links from source to destination and maintains the type of links.</w:t>
@@ -397,7 +397,7 @@
             </w:pPr>
             <w:r>
               <w:rPr>
-                <w:rFonts w:ascii="Arial" w:eastAsia="Arial" w:hAnsi="Arial" w:cs="Arial"/>
+                <w:rFonts w:ascii="Arial" w:hAnsi="Arial" w:cs="Arial" w:eastAsia="Arial"/>
                 <w:b/>
                 <w:sz w:val="21"/>
               </w:rPr>
@@ -421,7 +421,7 @@
             </w:pPr>
             <w:r>
               <w:rPr>
-                <w:rFonts w:ascii="Arial" w:eastAsia="Arial" w:hAnsi="Arial" w:cs="Arial"/>
+                <w:rFonts w:ascii="Arial" w:hAnsi="Arial" w:cs="Arial" w:eastAsia="Arial"/>
                 <w:sz w:val="21"/>
               </w:rPr>
               <w:t>The system retains the addresses of links present within a file, which point to other files in the cloud. These links' addresses will be transformed into appropriate destination formats during Migration.</w:t>
@@ -445,10 +445,10 @@
   <w:docDefaults>
     <w:rPrDefault>
       <w:rPr>
-        <w:rFonts w:asciiTheme="minorHAnsi" w:eastAsiaTheme="minorEastAsia" w:hAnsiTheme="minorHAnsi" w:cstheme="minorBidi"/>
+        <w:rFonts w:ascii="Arial" w:hAnsi="Arial" w:cs="Arial" w:eastAsia="Arial"/>
         <w:kern w:val="2"/>
-        <w:sz w:val="24"/>
-        <w:szCs w:val="24"/>
+        <w:sz w:val="21"/>
+        <w:szCs w:val="21"/>
         <w:lang w:val="en-IN" w:eastAsia="en-IN" w:bidi="ar-SA"/>
         <w14:ligatures w14:val="standardContextual"/>
       </w:rPr>
@@ -844,9 +844,9 @@
       <w:spacing w:line="259" w:lineRule="auto"/>
     </w:pPr>
     <w:rPr>
-      <w:rFonts w:ascii="Calibri" w:eastAsia="Calibri" w:hAnsi="Calibri" w:cs="Calibri"/>
+      <w:rFonts w:ascii="Arial" w:hAnsi="Arial" w:cs="Arial" w:eastAsia="Arial"/>
       <w:color w:val="000000"/>
-      <w:sz w:val="22"/>
+      <w:sz w:val="21"/>
     </w:rPr>
   </w:style>
   <w:style w:type="character" w:default="1" w:styleId="DefaultParagraphFont">
